--- a/tests/fixtures/korean-generated-export.docx
+++ b/tests/fixtures/korean-generated-export.docx
@@ -27,7 +27,7 @@
           <w:shd w:fill="cccccc" w:val="clear"/>
           <w:rtl w:val="0"/>
         </w:rPr>
-        <w:t xml:space="preserve">예시 문단입니다.</w:t>
+        <w:t xml:space="preserve">예시 </w:t>
       </w:r>
       <w:r>
         <w:rPr>
@@ -38,7 +38,7 @@
           <w:szCs w:val="36"/>
           <w:rtl w:val="0"/>
         </w:rPr>
-        <w:t xml:space="preserve">이 문장은 픽스처용으로 대체된 내용입니다.</w:t>
+        <w:t xml:space="preserve">예시 문</w:t>
       </w:r>
     </w:p>
     <w:p>
@@ -56,7 +56,7 @@
           <w:szCs w:val="21"/>
           <w:rtl w:val="0"/>
         </w:rPr>
-        <w:t xml:space="preserve">샘플 텍스트 sample text 123</w:t>
+        <w:t xml:space="preserve">예시 문장입니다 sample text 가나다라마바사 placeholder 예시 </w:t>
       </w:r>
     </w:p>
     <w:p>
@@ -79,7 +79,7 @@
           <w:bCs w:val="1"/>
           <w:rtl w:val="0"/>
         </w:rPr>
-        <w:t xml:space="preserve">구조 검증을 위한 문장.</w:t>
+        <w:t xml:space="preserve">예시 문장입니다 s</w:t>
       </w:r>
     </w:p>
     <w:p>
@@ -104,7 +104,7 @@
           <w:color w:val="000000"/>
           <w:rtl w:val="0"/>
         </w:rPr>
-        <w:t xml:space="preserve">Placeholder line for fixture use.</w:t>
+        <w:t xml:space="preserve">예시 문장입니다 samp</w:t>
       </w:r>
     </w:p>
     <w:p>
@@ -124,9 +124,9 @@
           <w:rFonts w:ascii="Arial Unicode MS" w:cs="Arial Unicode MS" w:eastAsia="Arial Unicode MS" w:hAnsi="Arial Unicode MS"/>
           <w:rtl w:val="0"/>
         </w:rPr>
-        <w:t xml:space="preserve">예시 문단입니다.</w:t>
+        <w:t xml:space="preserve">예시 문장입니다 sample text 가나다라마바사 p</w:t>
         <w:br w:type="textWrapping"/>
-        <w:t xml:space="preserve">이 문장은 픽스처용으로 대체된 내용입니다.</w:t>
+        <w:t xml:space="preserve">예시 문장입니다 sampl</w:t>
       </w:r>
     </w:p>
     <w:p>
@@ -140,7 +140,7 @@
           <w:rtl w:val="0"/>
         </w:rPr>
         <w:tab/>
-        <w:t xml:space="preserve">샘플 텍스트 sample text 123</w:t>
+        <w:t xml:space="preserve">예시 문장입니다 sample text 가나다</w:t>
       </w:r>
     </w:p>
     <w:p>
@@ -154,7 +154,7 @@
           <w:rFonts w:ascii="Arial Unicode MS" w:cs="Arial Unicode MS" w:eastAsia="Arial Unicode MS" w:hAnsi="Arial Unicode MS"/>
           <w:rtl w:val="0"/>
         </w:rPr>
-        <w:t xml:space="preserve">구조 검증을 위한 문장.</w:t>
+        <w:t xml:space="preserve">예시 문장입니다 sample text 가</w:t>
       </w:r>
     </w:p>
     <w:p>
@@ -174,7 +174,7 @@
           <w:rFonts w:ascii="Arial Unicode MS" w:cs="Arial Unicode MS" w:eastAsia="Arial Unicode MS" w:hAnsi="Arial Unicode MS"/>
           <w:rtl w:val="0"/>
         </w:rPr>
-        <w:t xml:space="preserve">Placeholder line for fixture use.</w:t>
+        <w:t xml:space="preserve">예시 문장입니다 sample text 가나다라마바사 placeholde</w:t>
       </w:r>
     </w:p>
     <w:p>
@@ -197,7 +197,7 @@
           <w:color w:val="000000"/>
           <w:rtl w:val="0"/>
         </w:rPr>
-        <w:t xml:space="preserve">예시 문단입니다.</w:t>
+        <w:t xml:space="preserve">예시 문장입니다 sample text 가나다라마바사 placeholder </w:t>
       </w:r>
     </w:p>
     <w:p>
@@ -210,7 +210,7 @@
           <w:rFonts w:ascii="Arial Unicode MS" w:cs="Arial Unicode MS" w:eastAsia="Arial Unicode MS" w:hAnsi="Arial Unicode MS"/>
           <w:rtl w:val="0"/>
         </w:rPr>
-        <w:t xml:space="preserve">이 문장은 픽스처용으로 대체된 내용입니다.</w:t>
+        <w:t xml:space="preserve">예시 문장입니다 sample text 가나다라마바사 placeho</w:t>
       </w:r>
     </w:p>
     <w:p>
@@ -226,7 +226,7 @@
           <w:highlight w:val="yellow"/>
           <w:rtl w:val="0"/>
         </w:rPr>
-        <w:t xml:space="preserve">샘플 텍스트 sample text 123</w:t>
+        <w:t xml:space="preserve">예시 문장입니다 sample text 가나다라마바사 placeholder 예시 문장입니다 sample text 가나다라마바사 placeh</w:t>
       </w:r>
     </w:p>
     <w:p>
@@ -241,10 +241,10 @@
           <w:rFonts w:ascii="Arial Unicode MS" w:cs="Arial Unicode MS" w:eastAsia="Arial Unicode MS" w:hAnsi="Arial Unicode MS"/>
           <w:rtl w:val="0"/>
         </w:rPr>
-        <w:t xml:space="preserve">구조 검증을 위한 문장.</w:t>
+        <w:t xml:space="preserve">예시 문장입니다 sample text 가나다라마바사 placeholder 예시 문장입니다 sample text 가나다라마바사 placeholder 예시 문장입니다 sample text 가나다라마바사 placeholder 예시 문장입니다 sample text 가나다라마바사 placeholder 예시 문장입니다 sample text 가나다라마바사 placeholder 예시 문장입니다 sample text 가나다라마바사 placeholder 예시 문장입니다 sample text 가나다라마바사 placeholder 예시 문장입니다 sample text 가나다라마바사 placeholder 예시 </w:t>
         <w:br w:type="textWrapping"/>
         <w:br w:type="textWrapping"/>
-        <w:t xml:space="preserve">Placeholder line for fixture use.</w:t>
+        <w:t xml:space="preserve">예시 문장입니다 sample text 가나다라마바사 </w:t>
         <w:br w:type="textWrapping"/>
       </w:r>
       <w:hyperlink r:id="rId14">
@@ -257,7 +257,7 @@
             <w:u w:val="single"/>
             <w:rtl w:val="0"/>
           </w:rPr>
-          <w:t xml:space="preserve">예시 문단입니다.</w:t>
+          <w:t xml:space="preserve">예시 문장입니다 sample text 가나다라</w:t>
         </w:r>
       </w:hyperlink>
       <w:r>
@@ -285,7 +285,7 @@
           <w:bCs w:val="1"/>
           <w:rtl w:val="0"/>
         </w:rPr>
-        <w:t xml:space="preserve">이 문장은 픽스처용으로 대체된 내용입니다.</w:t>
+        <w:t xml:space="preserve">예시 문장입니다 sample text </w:t>
         <w:br w:type="textWrapping"/>
       </w:r>
       <w:r>
@@ -293,11 +293,11 @@
           <w:rFonts w:ascii="Arial Unicode MS" w:cs="Arial Unicode MS" w:eastAsia="Arial Unicode MS" w:hAnsi="Arial Unicode MS"/>
           <w:rtl w:val="0"/>
         </w:rPr>
-        <w:t xml:space="preserve">샘플 텍스트 sample text 123</w:t>
+        <w:t xml:space="preserve">예시 문장입니다 sample text 가나다라마바사 placeholder 예시 문장입니다 sam</w:t>
         <w:br w:type="textWrapping"/>
-        <w:t xml:space="preserve">구조 검증을 위한 문장.</w:t>
+        <w:t xml:space="preserve">예시 문장입니다 sample text 가나다라마바사 placeholder 예</w:t>
         <w:br w:type="textWrapping"/>
-        <w:t xml:space="preserve">Placeholder line for fixture use.</w:t>
+        <w:t xml:space="preserve">예시 문장입니다 sample text 가나다라마바사 placeholder 예시 </w:t>
       </w:r>
     </w:p>
     <w:p>
@@ -319,7 +319,7 @@
           <w:bCs w:val="1"/>
           <w:rtl w:val="0"/>
         </w:rPr>
-        <w:t xml:space="preserve">예시 문단입니다.</w:t>
+        <w:t xml:space="preserve">예시 문장입니다 sample text 가나다</w:t>
         <w:br w:type="textWrapping"/>
       </w:r>
       <w:r>
@@ -327,7 +327,7 @@
           <w:rFonts w:ascii="Arial Unicode MS" w:cs="Arial Unicode MS" w:eastAsia="Arial Unicode MS" w:hAnsi="Arial Unicode MS"/>
           <w:rtl w:val="0"/>
         </w:rPr>
-        <w:t xml:space="preserve">이 문장은 픽스처용으로 대체된 내용입니다.</w:t>
+        <w:t xml:space="preserve">예시 문장입니다 sample text 가나다라마바사 placeholde</w:t>
       </w:r>
     </w:p>
     <w:p>
@@ -347,7 +347,7 @@
           <w:rFonts w:ascii="Arial Unicode MS" w:cs="Arial Unicode MS" w:eastAsia="Arial Unicode MS" w:hAnsi="Arial Unicode MS"/>
           <w:rtl w:val="0"/>
         </w:rPr>
-        <w:t xml:space="preserve">샘플 텍스트 sample text 123</w:t>
+        <w:t xml:space="preserve">예시 문장입니다 sample text 가나다라마바사 placehol</w:t>
         <w:br w:type="textWrapping"/>
       </w:r>
       <w:r>
@@ -360,7 +360,7 @@
           <w:highlight w:val="yellow"/>
           <w:rtl w:val="0"/>
         </w:rPr>
-        <w:t xml:space="preserve">구조 검증을 위한 문장.</w:t>
+        <w:t xml:space="preserve">예시 문장입니다 sample text 가나다라마바사 placeholder 예시 </w:t>
       </w:r>
     </w:p>
     <w:p>
@@ -384,7 +384,7 @@
           <w:color w:val="000000"/>
           <w:rtl w:val="0"/>
         </w:rPr>
-        <w:t xml:space="preserve">Placeholder line for fixture use.</w:t>
+        <w:t xml:space="preserve">예시 문장입니다 sample t</w:t>
       </w:r>
     </w:p>
     <w:tbl>
@@ -440,7 +440,7 @@
               <w:rPr>
                 <w:rtl w:val="0"/>
               </w:rPr>
-              <w:t xml:space="preserve">예시 문단입니다.</w:t>
+              <w:t xml:space="preserve">예시 문장</w:t>
             </w:r>
           </w:p>
         </w:tc>
@@ -465,7 +465,7 @@
               <w:rPr>
                 <w:rtl w:val="0"/>
               </w:rPr>
-              <w:t xml:space="preserve">이 문장은 픽스처용으로 대체된 내용입니다.</w:t>
+              <w:t xml:space="preserve">예시 문장</w:t>
             </w:r>
           </w:p>
         </w:tc>
@@ -496,7 +496,7 @@
               <w:rPr>
                 <w:rtl w:val="0"/>
               </w:rPr>
-              <w:t xml:space="preserve">샘플 텍스트 sample text 123</w:t>
+              <w:t xml:space="preserve">예시 문장입니다 </w:t>
             </w:r>
           </w:p>
         </w:tc>
@@ -521,7 +521,7 @@
               <w:rPr>
                 <w:rtl w:val="0"/>
               </w:rPr>
-              <w:t xml:space="preserve">구조 검증을 위한 문장.</w:t>
+              <w:t xml:space="preserve">예시 문장입</w:t>
             </w:r>
           </w:p>
         </w:tc>
@@ -552,7 +552,7 @@
               <w:rPr>
                 <w:rtl w:val="0"/>
               </w:rPr>
-              <w:t xml:space="preserve">Placeholder line for fixture use.</w:t>
+              <w:t xml:space="preserve">예시 문장입니다 </w:t>
             </w:r>
           </w:p>
         </w:tc>
@@ -577,7 +577,7 @@
               <w:rPr>
                 <w:rtl w:val="0"/>
               </w:rPr>
-              <w:t xml:space="preserve">예시 문단입니다.</w:t>
+              <w:t xml:space="preserve">예시 문장</w:t>
             </w:r>
           </w:p>
         </w:tc>
@@ -608,7 +608,7 @@
               <w:rPr>
                 <w:rtl w:val="0"/>
               </w:rPr>
-              <w:t xml:space="preserve">이 문장은 픽스처용으로 대체된 내용입니다.</w:t>
+              <w:t xml:space="preserve">예시 문장입니다 </w:t>
             </w:r>
           </w:p>
         </w:tc>
@@ -633,7 +633,7 @@
               <w:rPr>
                 <w:rtl w:val="0"/>
               </w:rPr>
-              <w:t xml:space="preserve">샘플 텍스트 sample text 123</w:t>
+              <w:t xml:space="preserve">예시 문장입니</w:t>
             </w:r>
           </w:p>
         </w:tc>
@@ -664,7 +664,7 @@
               <w:rPr>
                 <w:rtl w:val="0"/>
               </w:rPr>
-              <w:t xml:space="preserve">구조 검증을 위한 문장.</w:t>
+              <w:t xml:space="preserve">예시 문장입</w:t>
             </w:r>
           </w:p>
         </w:tc>
@@ -689,7 +689,7 @@
               <w:rPr>
                 <w:rtl w:val="0"/>
               </w:rPr>
-              <w:t xml:space="preserve">Placeholder line for fixture use.</w:t>
+              <w:t xml:space="preserve">예시 문장입</w:t>
             </w:r>
           </w:p>
         </w:tc>
